--- a/Releases/V4.0_Stable/Decoupe/07_Enigme_coffret_173.docx
+++ b/Releases/V4.0_Stable/Decoupe/07_Enigme_coffret_173.docx
@@ -139,7 +139,7 @@
           <w:b/>
           <w:bCs/>
         </w:rPr>
-        <w:t xml:space="preserve">À l’intérieur de la boîte (à placer la veille) : le vrai acte de naissance au nom d’« Amandinette de la Grande Leuleu » (papier jauni, en-tête de mairie villageoise, date 1893) + la lettre de Léa du 5 juin (« Chère Amandine, j’ai tergiversé six mois. Je ne peux plus garder ce silence. Théodorette mérite de savoir. Je lui parlerai ce week-end. Pour vous, c’est la fin du jeu. — L. »), + une note scellée pour Mademoiselle Maëlys Bouchard lui révélant sa véritable naissance — Marguerite Beauchamp, héritière dépossédée par l’imposture (« Sachez qui vous êtes. — L. »).</w:t>
+        <w:t xml:space="preserve">À l’intérieur de la boîte (à placer la veille) : le vrai acte de naissance au nom d’« Amandinette de la Grande Leuleu » (papier jauni, en-tête de mairie villageoise, date 1893) + la lettre de Léa du 5 juin (« Chère Amandine, j’ai tergiversé six mois. Je ne peux plus garder ce silence. Théodorette mérite de savoir. Je lui parlerai ce week-end. Pour vous, c’est la fin du jeu. — L. »), + une note scellée pour Mademoiselle Maëlys Bouchard lui révélant sa véritable naissance — Camille Beauchamp, héritière dépossédée par l’imposture (« Sachez qui vous êtes. — L. »).</w:t>
       </w:r>
       <w:r>
         <w:t xml:space="preserve"/>

--- a/Releases/V4.0_Stable/Decoupe/07_Enigme_coffret_173.docx
+++ b/Releases/V4.0_Stable/Decoupe/07_Enigme_coffret_173.docx
@@ -473,7 +473,7 @@
         <w:rPr>
           <w:sz w:val="22"/>
         </w:rPr>
-        <w:t xml:space="preserve">Quatre jours. Je relis pour la dernière fois mes dossiers, et je prépare mes adieux. Neuf enveloppes posées sur le secrétaire — neuf noms, neuf ardoises à solder. Mes derniers rappels d’échéance, pour samedi matin chez les Beuhaies. Quand je serai en mer, ils dormiront mieux. Moi aussi. Ce soir, je dîne seule. Sir Amaury m’a fait porter un panier de framboises de son jardin — comme une dernière offrande dont il ignore le poids. Le Domaine des Beuhaies fut, ces dernières années, ma scène préférée. C’est là que tout finira.</w:t>
+        <w:t xml:space="preserve">Quatre jours. Je relis pour la dernière fois mes dossiers, et je prépare mes adieux. Huit enveloppes posées sur le secrétaire — huit noms, huit ardoises à solder. Mes derniers rappels d’échéance, pour samedi matin chez les Beuhaies. Quand je serai en mer, ils dormiront mieux. Moi aussi. Ce soir, je dîne seule. Sir Amaury m’a fait porter un panier de framboises de son jardin — comme une dernière offrande dont il ignore le poids. Le Domaine des Beuhaies fut, ces dernières années, ma scène préférée. C’est là que tout finira.</w:t>
       </w:r>
     </w:p>
     <w:p>
@@ -553,7 +553,7 @@
         <w:rPr>
           <w:sz w:val="22"/>
         </w:rPr>
-        <w:t xml:space="preserve">Aujourd’hui. Neuf rappels distribués ce matin dans le hall — pliés, scellés, glissés en mains propres avec un sourire de cire. Chacun les rangera comme on range une braise. Chloé fête ses trente ans. J’ai mis mes plus beaux gants, ma plus belle robe, comme une révérence d’adieu. Aux Beuhaies, on prendra le thé, on se complimentera, et l’on s’ignorera savamment — la chorégraphie qu’ils connaissent tous par cœur. Je danserai la dernière. Demain matin, six heures, le train du Havre. Je quitterai ce pays sans regret. J’emporte mes Servantes, mes plumes, et une cabine au nom d’une autre. Au grand large.</w:t>
+        <w:t xml:space="preserve">Aujourd’hui. Huit rappels distribués ce matin dans le hall — pliés, scellés, glissés en mains propres avec un sourire de cire. Chacun les rangera comme on range une braise. Chloé fête ses trente ans. J’ai mis mes plus beaux gants, ma plus belle robe, comme une révérence d’adieu. Aux Beuhaies, on prendra le thé, on se complimentera, et l’on s’ignorera savamment — la chorégraphie qu’ils connaissent tous par cœur. Je danserai la dernière. Demain matin, six heures, le train du Havre. Je quitterai ce pays sans regret. J’emporte mes Servantes, mes plumes, et une cabine au nom d’une autre. Au grand large.</w:t>
       </w:r>
     </w:p>
     <w:p>
